--- a/Coding 1 - year/Unit 5 - Functions and Modularity/Daily Lesson Plans/Word/Day 109.docx
+++ b/Coding 1 - year/Unit 5 - Functions and Modularity/Daily Lesson Plans/Word/Day 109.docx
@@ -50,12 +50,15 @@
               </w:rPr>
               <w:t xml:space="preserve">Coding I — Full Year</w:t>
             </w:r>
-          </w:p>
-          <w:p>
-            <w:pPr>
-              <w:spacing w:before="40"/>
-              <w:jc w:val="center"/>
-            </w:pPr>
+            <w:r>
+              <w:rPr>
+                <w:rFonts w:ascii="Arial" w:cs="Arial" w:eastAsia="Arial" w:hAnsi="Arial"/>
+                <w:sz w:val="16"/>
+                <w:szCs w:val="16"/>
+              </w:rPr>
+              <w:br/>
+              <w:t xml:space="preserve"/>
+            </w:r>
             <w:r>
               <w:rPr>
                 <w:rFonts w:ascii="Arial" w:cs="Arial" w:eastAsia="Arial" w:hAnsi="Arial"/>
@@ -83,7 +86,7 @@
           <w:rFonts w:ascii="Arial" w:cs="Arial" w:eastAsia="Arial" w:hAnsi="Arial"/>
           <w:b/>
           <w:bCs/>
-          <w:color w:val="1F3864"/>
+          <w:color w:val="2B5797"/>
           <w:sz w:val="32"/>
           <w:szCs w:val="32"/>
         </w:rPr>
@@ -261,9 +264,9 @@
               <w:right w:val="single" w:color="CCCCCC" w:sz="1"/>
             </w:tcBorders>
             <w:tcMar>
-              <w:top w:type="dxa" w:w="60"/>
+              <w:top w:type="dxa" w:w="80"/>
               <w:left w:type="dxa" w:w="120"/>
-              <w:bottom w:type="dxa" w:w="60"/>
+              <w:bottom w:type="dxa" w:w="80"/>
               <w:right w:type="dxa" w:w="120"/>
             </w:tcMar>
           </w:tcPr>
@@ -290,20 +293,213 @@
               <w:right w:val="single" w:color="CCCCCC" w:sz="1"/>
             </w:tcBorders>
             <w:tcMar>
-              <w:top w:type="dxa" w:w="60"/>
+              <w:top w:type="dxa" w:w="80"/>
               <w:left w:type="dxa" w:w="120"/>
-              <w:bottom w:type="dxa" w:w="60"/>
+              <w:bottom w:type="dxa" w:w="80"/>
               <w:right w:type="dxa" w:w="120"/>
             </w:tcMar>
           </w:tcPr>
           <w:p>
-            <w:r>
-              <w:rPr>
-                <w:rFonts w:ascii="Arial" w:cs="Arial" w:eastAsia="Arial" w:hAnsi="Arial"/>
-                <w:sz w:val="20"/>
-                <w:szCs w:val="20"/>
+            <w:pPr>
+              <w:spacing w:after="80" w:before="80"/>
+            </w:pPr>
+            <w:r>
+              <w:rPr>
+                <w:rFonts w:ascii="Arial" w:cs="Arial" w:eastAsia="Arial" w:hAnsi="Arial"/>
+                <w:b/>
+                <w:bCs/>
+                <w:i w:val="false"/>
+                <w:iCs w:val="false"/>
+                <w:color w:val="000000"/>
+                <w:sz w:val="22"/>
+                <w:szCs w:val="22"/>
               </w:rPr>
               <w:t xml:space="preserve">Bell Ringer / Review</w:t>
+            </w:r>
+            <w:r>
+              <w:rPr>
+                <w:rFonts w:ascii="Arial" w:cs="Arial" w:eastAsia="Arial" w:hAnsi="Arial"/>
+                <w:sz w:val="20"/>
+                <w:szCs w:val="20"/>
+              </w:rPr>
+              <w:br/>
+              <w:t xml:space="preserve"/>
+            </w:r>
+            <w:r>
+              <w:rPr>
+                <w:rFonts w:ascii="Arial" w:cs="Arial" w:eastAsia="Arial" w:hAnsi="Arial"/>
+                <w:sz w:val="20"/>
+                <w:szCs w:val="20"/>
+              </w:rPr>
+              <w:br/>
+              <w:t xml:space="preserve"/>
+            </w:r>
+            <w:r>
+              <w:rPr>
+                <w:rFonts w:ascii="Arial" w:cs="Arial" w:eastAsia="Arial" w:hAnsi="Arial"/>
+                <w:b/>
+                <w:bCs/>
+                <w:i w:val="false"/>
+                <w:iCs w:val="false"/>
+                <w:color w:val="000000"/>
+                <w:sz w:val="20"/>
+                <w:szCs w:val="20"/>
+              </w:rPr>
+              <w:t xml:space="preserve">Quick Write </w:t>
+            </w:r>
+            <w:r>
+              <w:rPr>
+                <w:rFonts w:ascii="Arial" w:cs="Arial" w:eastAsia="Arial" w:hAnsi="Arial"/>
+                <w:b w:val="false"/>
+                <w:bCs w:val="false"/>
+                <w:i w:val="false"/>
+                <w:iCs w:val="false"/>
+                <w:color w:val="000000"/>
+                <w:sz w:val="20"/>
+                <w:szCs w:val="20"/>
+              </w:rPr>
+              <w:t xml:space="preserve">(3 min — written or verbal):</w:t>
+            </w:r>
+            <w:r>
+              <w:rPr>
+                <w:rFonts w:ascii="Arial" w:cs="Arial" w:eastAsia="Arial" w:hAnsi="Arial"/>
+                <w:sz w:val="20"/>
+                <w:szCs w:val="20"/>
+              </w:rPr>
+              <w:br/>
+              <w:t xml:space="preserve"/>
+            </w:r>
+            <w:r>
+              <w:rPr>
+                <w:rFonts w:ascii="Arial" w:cs="Arial" w:eastAsia="Arial" w:hAnsi="Arial"/>
+                <w:b w:val="false"/>
+                <w:bCs w:val="false"/>
+                <w:i w:val="false"/>
+                <w:iCs w:val="false"/>
+                <w:color w:val="000000"/>
+                <w:sz w:val="20"/>
+                <w:szCs w:val="20"/>
+              </w:rPr>
+              <w:t xml:space="preserve">    What do you already know about how to write functions that use conditional statements to make decisions based on input data?</w:t>
+            </w:r>
+            <w:r>
+              <w:rPr>
+                <w:rFonts w:ascii="Arial" w:cs="Arial" w:eastAsia="Arial" w:hAnsi="Arial"/>
+                <w:sz w:val="20"/>
+                <w:szCs w:val="20"/>
+              </w:rPr>
+              <w:br/>
+              <w:t xml:space="preserve"/>
+            </w:r>
+            <w:r>
+              <w:rPr>
+                <w:rFonts w:ascii="Arial" w:cs="Arial" w:eastAsia="Arial" w:hAnsi="Arial"/>
+                <w:sz w:val="20"/>
+                <w:szCs w:val="20"/>
+              </w:rPr>
+              <w:br/>
+              <w:t xml:space="preserve"/>
+            </w:r>
+            <w:r>
+              <w:rPr>
+                <w:rFonts w:ascii="Arial" w:cs="Arial" w:eastAsia="Arial" w:hAnsi="Arial"/>
+                <w:b/>
+                <w:bCs/>
+                <w:i w:val="false"/>
+                <w:iCs w:val="false"/>
+                <w:color w:val="000000"/>
+                <w:sz w:val="20"/>
+                <w:szCs w:val="20"/>
+              </w:rPr>
+              <w:t xml:space="preserve">Vocabulary Preview — </w:t>
+            </w:r>
+            <w:r>
+              <w:rPr>
+                <w:rFonts w:ascii="Arial" w:cs="Arial" w:eastAsia="Arial" w:hAnsi="Arial"/>
+                <w:b w:val="false"/>
+                <w:bCs w:val="false"/>
+                <w:i w:val="false"/>
+                <w:iCs w:val="false"/>
+                <w:color w:val="000000"/>
+                <w:sz w:val="20"/>
+                <w:szCs w:val="20"/>
+              </w:rPr>
+              <w:t xml:space="preserve">terms we'll use today:</w:t>
+            </w:r>
+            <w:r>
+              <w:rPr>
+                <w:rFonts w:ascii="Arial" w:cs="Arial" w:eastAsia="Arial" w:hAnsi="Arial"/>
+                <w:sz w:val="20"/>
+                <w:szCs w:val="20"/>
+              </w:rPr>
+              <w:br/>
+              <w:t xml:space="preserve"/>
+            </w:r>
+            <w:r>
+              <w:rPr>
+                <w:rFonts w:ascii="Arial" w:cs="Arial" w:eastAsia="Arial" w:hAnsi="Arial"/>
+                <w:b w:val="false"/>
+                <w:bCs w:val="false"/>
+                <w:i w:val="false"/>
+                <w:iCs w:val="false"/>
+                <w:color w:val="000000"/>
+                <w:sz w:val="20"/>
+                <w:szCs w:val="20"/>
+              </w:rPr>
+              <w:t xml:space="preserve">    • make decisions   •   Decision-making functions   •   Validation   •   Classification   •   Conditional processing   •   Error handling</w:t>
+            </w:r>
+            <w:r>
+              <w:rPr>
+                <w:rFonts w:ascii="Arial" w:cs="Arial" w:eastAsia="Arial" w:hAnsi="Arial"/>
+                <w:sz w:val="20"/>
+                <w:szCs w:val="20"/>
+              </w:rPr>
+              <w:br/>
+              <w:t xml:space="preserve"/>
+            </w:r>
+            <w:r>
+              <w:rPr>
+                <w:rFonts w:ascii="Arial" w:cs="Arial" w:eastAsia="Arial" w:hAnsi="Arial"/>
+                <w:sz w:val="20"/>
+                <w:szCs w:val="20"/>
+              </w:rPr>
+              <w:br/>
+              <w:t xml:space="preserve"/>
+            </w:r>
+            <w:r>
+              <w:rPr>
+                <w:rFonts w:ascii="Arial" w:cs="Arial" w:eastAsia="Arial" w:hAnsi="Arial"/>
+                <w:b w:val="false"/>
+                <w:bCs w:val="false"/>
+                <w:i/>
+                <w:iCs/>
+                <w:color w:val="444444"/>
+                <w:sz w:val="20"/>
+                <w:szCs w:val="20"/>
+              </w:rPr>
+              <w:t xml:space="preserve">Today's Goal: By the end of class you will be able to write functions that use conditional statements to make decisions based on input data.</w:t>
+            </w:r>
+            <w:r>
+              <w:rPr>
+                <w:rFonts w:ascii="Arial" w:cs="Arial" w:eastAsia="Arial" w:hAnsi="Arial"/>
+                <w:sz w:val="20"/>
+                <w:szCs w:val="20"/>
+              </w:rPr>
+              <w:br/>
+              <w:t xml:space="preserve"/>
+            </w:r>
+            <w:r>
+              <w:rPr>
+                <w:rFonts w:ascii="Arial" w:cs="Arial" w:eastAsia="Arial" w:hAnsi="Arial"/>
+                <w:b w:val="false"/>
+                <w:bCs w:val="false"/>
+                <w:i/>
+                <w:iCs/>
+                <w:color w:val="555555"/>
+                <w:sz w:val="20"/>
+                <w:szCs w:val="20"/>
+              </w:rPr>
+              <w:t xml:space="preserve">→ Pair-share your response, then 2–3 students share with the class.</w:t>
             </w:r>
           </w:p>
         </w:tc>
@@ -319,9 +515,9 @@
               <w:right w:val="single" w:color="CCCCCC" w:sz="1"/>
             </w:tcBorders>
             <w:tcMar>
-              <w:top w:type="dxa" w:w="60"/>
+              <w:top w:type="dxa" w:w="80"/>
               <w:left w:type="dxa" w:w="120"/>
-              <w:bottom w:type="dxa" w:w="60"/>
+              <w:bottom w:type="dxa" w:w="80"/>
               <w:right w:type="dxa" w:w="120"/>
             </w:tcMar>
           </w:tcPr>
@@ -348,20 +544,380 @@
               <w:right w:val="single" w:color="CCCCCC" w:sz="1"/>
             </w:tcBorders>
             <w:tcMar>
-              <w:top w:type="dxa" w:w="60"/>
+              <w:top w:type="dxa" w:w="80"/>
               <w:left w:type="dxa" w:w="120"/>
-              <w:bottom w:type="dxa" w:w="60"/>
+              <w:bottom w:type="dxa" w:w="80"/>
               <w:right w:type="dxa" w:w="120"/>
             </w:tcMar>
           </w:tcPr>
           <w:p>
-            <w:r>
-              <w:rPr>
-                <w:rFonts w:ascii="Arial" w:cs="Arial" w:eastAsia="Arial" w:hAnsi="Arial"/>
-                <w:sz w:val="20"/>
-                <w:szCs w:val="20"/>
-              </w:rPr>
-              <w:t xml:space="preserve">Mini Lesson: Functions with Conditionals</w:t>
+            <w:pPr>
+              <w:spacing w:after="80" w:before="80"/>
+            </w:pPr>
+            <w:r>
+              <w:rPr>
+                <w:rFonts w:ascii="Arial" w:cs="Arial" w:eastAsia="Arial" w:hAnsi="Arial"/>
+                <w:b/>
+                <w:bCs/>
+                <w:i w:val="false"/>
+                <w:iCs w:val="false"/>
+                <w:color w:val="000000"/>
+                <w:sz w:val="22"/>
+                <w:szCs w:val="22"/>
+              </w:rPr>
+              <w:t xml:space="preserve">Mini Lesson: </w:t>
+            </w:r>
+            <w:r>
+              <w:rPr>
+                <w:rFonts w:ascii="Arial" w:cs="Arial" w:eastAsia="Arial" w:hAnsi="Arial"/>
+                <w:b w:val="false"/>
+                <w:bCs w:val="false"/>
+                <w:i w:val="false"/>
+                <w:iCs w:val="false"/>
+                <w:color w:val="000000"/>
+                <w:sz w:val="22"/>
+                <w:szCs w:val="22"/>
+              </w:rPr>
+              <w:t xml:space="preserve">Functions with Conditionals</w:t>
+            </w:r>
+            <w:r>
+              <w:rPr>
+                <w:rFonts w:ascii="Arial" w:cs="Arial" w:eastAsia="Arial" w:hAnsi="Arial"/>
+                <w:sz w:val="20"/>
+                <w:szCs w:val="20"/>
+              </w:rPr>
+              <w:br/>
+              <w:t xml:space="preserve"/>
+            </w:r>
+            <w:r>
+              <w:rPr>
+                <w:rFonts w:ascii="Arial" w:cs="Arial" w:eastAsia="Arial" w:hAnsi="Arial"/>
+                <w:sz w:val="20"/>
+                <w:szCs w:val="20"/>
+              </w:rPr>
+              <w:br/>
+              <w:t xml:space="preserve"/>
+            </w:r>
+            <w:r>
+              <w:rPr>
+                <w:rFonts w:ascii="Arial" w:cs="Arial" w:eastAsia="Arial" w:hAnsi="Arial"/>
+                <w:b/>
+                <w:bCs/>
+                <w:i/>
+                <w:iCs/>
+                <w:color w:val="000000"/>
+                <w:sz w:val="20"/>
+                <w:szCs w:val="20"/>
+              </w:rPr>
+              <w:t xml:space="preserve">Learning Target: </w:t>
+            </w:r>
+            <w:r>
+              <w:rPr>
+                <w:rFonts w:ascii="Arial" w:cs="Arial" w:eastAsia="Arial" w:hAnsi="Arial"/>
+                <w:b w:val="false"/>
+                <w:bCs w:val="false"/>
+                <w:i/>
+                <w:iCs/>
+                <w:color w:val="333333"/>
+                <w:sz w:val="20"/>
+                <w:szCs w:val="20"/>
+              </w:rPr>
+              <w:t xml:space="preserve">I can write functions that use conditional statements to make decisions based on input data.</w:t>
+            </w:r>
+            <w:r>
+              <w:rPr>
+                <w:rFonts w:ascii="Arial" w:cs="Arial" w:eastAsia="Arial" w:hAnsi="Arial"/>
+                <w:sz w:val="20"/>
+                <w:szCs w:val="20"/>
+              </w:rPr>
+              <w:br/>
+              <w:t xml:space="preserve"/>
+            </w:r>
+            <w:r>
+              <w:rPr>
+                <w:rFonts w:ascii="Arial" w:cs="Arial" w:eastAsia="Arial" w:hAnsi="Arial"/>
+                <w:sz w:val="20"/>
+                <w:szCs w:val="20"/>
+              </w:rPr>
+              <w:br/>
+              <w:t xml:space="preserve"/>
+            </w:r>
+            <w:r>
+              <w:rPr>
+                <w:rFonts w:ascii="Arial" w:cs="Arial" w:eastAsia="Arial" w:hAnsi="Arial"/>
+                <w:b w:val="false"/>
+                <w:bCs w:val="false"/>
+                <w:i w:val="false"/>
+                <w:iCs w:val="false"/>
+                <w:color w:val="000000"/>
+                <w:sz w:val="20"/>
+                <w:szCs w:val="20"/>
+              </w:rPr>
+              <w:t xml:space="preserve">Functions often need to make decisions. Inside a function, if, elif, and else statements let your function behave differently depending on what it receives.</w:t>
+            </w:r>
+            <w:r>
+              <w:rPr>
+                <w:rFonts w:ascii="Arial" w:cs="Arial" w:eastAsia="Arial" w:hAnsi="Arial"/>
+                <w:sz w:val="20"/>
+                <w:szCs w:val="20"/>
+              </w:rPr>
+              <w:br/>
+              <w:t xml:space="preserve"/>
+            </w:r>
+            <w:r>
+              <w:rPr>
+                <w:rFonts w:ascii="Arial" w:cs="Arial" w:eastAsia="Arial" w:hAnsi="Arial"/>
+                <w:b w:val="false"/>
+                <w:bCs w:val="false"/>
+                <w:i w:val="false"/>
+                <w:iCs w:val="false"/>
+                <w:color w:val="000000"/>
+                <w:sz w:val="20"/>
+                <w:szCs w:val="20"/>
+              </w:rPr>
+              <w:t xml:space="preserve">Decision-making functions are especially useful because they encapsulate logic—the caller doesn't need to know how the decision is made, just what the result is. For example, a function that checks if a password is valid can hide the validation rules inside, a</w:t>
+            </w:r>
+            <w:r>
+              <w:rPr>
+                <w:rFonts w:ascii="Arial" w:cs="Arial" w:eastAsia="Arial" w:hAnsi="Arial"/>
+                <w:sz w:val="20"/>
+                <w:szCs w:val="20"/>
+              </w:rPr>
+              <w:br/>
+              <w:t xml:space="preserve"/>
+            </w:r>
+            <w:r>
+              <w:rPr>
+                <w:rFonts w:ascii="Arial" w:cs="Arial" w:eastAsia="Arial" w:hAnsi="Arial"/>
+                <w:sz w:val="20"/>
+                <w:szCs w:val="20"/>
+              </w:rPr>
+              <w:br/>
+              <w:t xml:space="preserve"/>
+            </w:r>
+            <w:r>
+              <w:rPr>
+                <w:rFonts w:ascii="Arial" w:cs="Arial" w:eastAsia="Arial" w:hAnsi="Arial"/>
+                <w:b/>
+                <w:bCs/>
+                <w:i w:val="false"/>
+                <w:iCs w:val="false"/>
+                <w:color w:val="000000"/>
+                <w:sz w:val="20"/>
+                <w:szCs w:val="20"/>
+              </w:rPr>
+              <w:t xml:space="preserve">Key Concepts:</w:t>
+            </w:r>
+            <w:r>
+              <w:rPr>
+                <w:rFonts w:ascii="Arial" w:cs="Arial" w:eastAsia="Arial" w:hAnsi="Arial"/>
+                <w:sz w:val="20"/>
+                <w:szCs w:val="20"/>
+              </w:rPr>
+              <w:br/>
+              <w:t xml:space="preserve"/>
+            </w:r>
+            <w:r>
+              <w:rPr>
+                <w:rFonts w:ascii="Arial" w:cs="Arial" w:eastAsia="Arial" w:hAnsi="Arial"/>
+                <w:b w:val="false"/>
+                <w:bCs w:val="false"/>
+                <w:i w:val="false"/>
+                <w:iCs w:val="false"/>
+                <w:color w:val="000000"/>
+                <w:sz w:val="20"/>
+                <w:szCs w:val="20"/>
+              </w:rPr>
+              <w:t xml:space="preserve">    • Validation — Check if input meets requirements; return True or False</w:t>
+            </w:r>
+            <w:r>
+              <w:rPr>
+                <w:rFonts w:ascii="Arial" w:cs="Arial" w:eastAsia="Arial" w:hAnsi="Arial"/>
+                <w:sz w:val="20"/>
+                <w:szCs w:val="20"/>
+              </w:rPr>
+              <w:br/>
+              <w:t xml:space="preserve"/>
+            </w:r>
+            <w:r>
+              <w:rPr>
+                <w:rFonts w:ascii="Arial" w:cs="Arial" w:eastAsia="Arial" w:hAnsi="Arial"/>
+                <w:b w:val="false"/>
+                <w:bCs w:val="false"/>
+                <w:i w:val="false"/>
+                <w:iCs w:val="false"/>
+                <w:color w:val="000000"/>
+                <w:sz w:val="20"/>
+                <w:szCs w:val="20"/>
+              </w:rPr>
+              <w:t xml:space="preserve">    • Classification — Examine input and return a category or type</w:t>
+            </w:r>
+            <w:r>
+              <w:rPr>
+                <w:rFonts w:ascii="Arial" w:cs="Arial" w:eastAsia="Arial" w:hAnsi="Arial"/>
+                <w:sz w:val="20"/>
+                <w:szCs w:val="20"/>
+              </w:rPr>
+              <w:br/>
+              <w:t xml:space="preserve"/>
+            </w:r>
+            <w:r>
+              <w:rPr>
+                <w:rFonts w:ascii="Arial" w:cs="Arial" w:eastAsia="Arial" w:hAnsi="Arial"/>
+                <w:b w:val="false"/>
+                <w:bCs w:val="false"/>
+                <w:i w:val="false"/>
+                <w:iCs w:val="false"/>
+                <w:color w:val="000000"/>
+                <w:sz w:val="20"/>
+                <w:szCs w:val="20"/>
+              </w:rPr>
+              <w:t xml:space="preserve">    • Conditional processing — Process input differently based on conditions</w:t>
+            </w:r>
+            <w:r>
+              <w:rPr>
+                <w:rFonts w:ascii="Arial" w:cs="Arial" w:eastAsia="Arial" w:hAnsi="Arial"/>
+                <w:sz w:val="20"/>
+                <w:szCs w:val="20"/>
+              </w:rPr>
+              <w:br/>
+              <w:t xml:space="preserve"/>
+            </w:r>
+            <w:r>
+              <w:rPr>
+                <w:rFonts w:ascii="Arial" w:cs="Arial" w:eastAsia="Arial" w:hAnsi="Arial"/>
+                <w:b w:val="false"/>
+                <w:bCs w:val="false"/>
+                <w:i w:val="false"/>
+                <w:iCs w:val="false"/>
+                <w:color w:val="000000"/>
+                <w:sz w:val="20"/>
+                <w:szCs w:val="20"/>
+              </w:rPr>
+              <w:t xml:space="preserve">    • Error handling — Return an error or default value if something's wrong</w:t>
+            </w:r>
+            <w:r>
+              <w:rPr>
+                <w:rFonts w:ascii="Arial" w:cs="Arial" w:eastAsia="Arial" w:hAnsi="Arial"/>
+                <w:sz w:val="20"/>
+                <w:szCs w:val="20"/>
+              </w:rPr>
+              <w:br/>
+              <w:t xml:space="preserve"/>
+            </w:r>
+            <w:r>
+              <w:rPr>
+                <w:rFonts w:ascii="Arial" w:cs="Arial" w:eastAsia="Arial" w:hAnsi="Arial"/>
+                <w:sz w:val="20"/>
+                <w:szCs w:val="20"/>
+              </w:rPr>
+              <w:br/>
+              <w:t xml:space="preserve"/>
+            </w:r>
+            <w:r>
+              <w:rPr>
+                <w:rFonts w:ascii="Arial" w:cs="Arial" w:eastAsia="Arial" w:hAnsi="Arial"/>
+                <w:b/>
+                <w:bCs/>
+                <w:i w:val="false"/>
+                <w:iCs w:val="false"/>
+                <w:color w:val="000000"/>
+                <w:sz w:val="20"/>
+                <w:szCs w:val="20"/>
+              </w:rPr>
+              <w:t xml:space="preserve">Vocabulary: </w:t>
+            </w:r>
+            <w:r>
+              <w:rPr>
+                <w:rFonts w:ascii="Arial" w:cs="Arial" w:eastAsia="Arial" w:hAnsi="Arial"/>
+                <w:b w:val="false"/>
+                <w:bCs w:val="false"/>
+                <w:i w:val="false"/>
+                <w:iCs w:val="false"/>
+                <w:color w:val="000000"/>
+                <w:sz w:val="20"/>
+                <w:szCs w:val="20"/>
+              </w:rPr>
+              <w:t xml:space="preserve">make decisions, Decision-making functions, Validation, Classification, Conditional processing, Error handling</w:t>
+            </w:r>
+            <w:r>
+              <w:rPr>
+                <w:rFonts w:ascii="Arial" w:cs="Arial" w:eastAsia="Arial" w:hAnsi="Arial"/>
+                <w:sz w:val="20"/>
+                <w:szCs w:val="20"/>
+              </w:rPr>
+              <w:br/>
+              <w:t xml:space="preserve"/>
+            </w:r>
+            <w:r>
+              <w:rPr>
+                <w:rFonts w:ascii="Arial" w:cs="Arial" w:eastAsia="Arial" w:hAnsi="Arial"/>
+                <w:sz w:val="20"/>
+                <w:szCs w:val="20"/>
+              </w:rPr>
+              <w:br/>
+              <w:t xml:space="preserve"/>
+            </w:r>
+            <w:r>
+              <w:rPr>
+                <w:rFonts w:ascii="Arial" w:cs="Arial" w:eastAsia="Arial" w:hAnsi="Arial"/>
+                <w:b/>
+                <w:bCs/>
+                <w:i/>
+                <w:iCs/>
+                <w:color w:val="555555"/>
+                <w:sz w:val="20"/>
+                <w:szCs w:val="20"/>
+              </w:rPr>
+              <w:t xml:space="preserve">→ Live Demo — </w:t>
+            </w:r>
+            <w:r>
+              <w:rPr>
+                <w:rFonts w:ascii="Arial" w:cs="Arial" w:eastAsia="Arial" w:hAnsi="Arial"/>
+                <w:b w:val="false"/>
+                <w:bCs w:val="false"/>
+                <w:i/>
+                <w:iCs/>
+                <w:color w:val="555555"/>
+                <w:sz w:val="20"/>
+                <w:szCs w:val="20"/>
+              </w:rPr>
+              <w:t xml:space="preserve">type examples as students follow along in their own editor.</w:t>
+            </w:r>
+            <w:r>
+              <w:rPr>
+                <w:rFonts w:ascii="Arial" w:cs="Arial" w:eastAsia="Arial" w:hAnsi="Arial"/>
+                <w:sz w:val="20"/>
+                <w:szCs w:val="20"/>
+              </w:rPr>
+              <w:br/>
+              <w:t xml:space="preserve"/>
+            </w:r>
+            <w:r>
+              <w:rPr>
+                <w:rFonts w:ascii="Arial" w:cs="Arial" w:eastAsia="Arial" w:hAnsi="Arial"/>
+                <w:b/>
+                <w:bCs/>
+                <w:i/>
+                <w:iCs/>
+                <w:color w:val="555555"/>
+                <w:sz w:val="20"/>
+                <w:szCs w:val="20"/>
+              </w:rPr>
+              <w:t xml:space="preserve">→ Check for Understanding: </w:t>
+            </w:r>
+            <w:r>
+              <w:rPr>
+                <w:rFonts w:ascii="Arial" w:cs="Arial" w:eastAsia="Arial" w:hAnsi="Arial"/>
+                <w:b w:val="false"/>
+                <w:bCs w:val="false"/>
+                <w:i/>
+                <w:iCs/>
+                <w:color w:val="555555"/>
+                <w:sz w:val="20"/>
+                <w:szCs w:val="20"/>
+              </w:rPr>
+              <w:t xml:space="preserve">pause and cold-call: “Can someone explain what we just did in their own words?”</w:t>
             </w:r>
           </w:p>
         </w:tc>
@@ -377,9 +933,9 @@
               <w:right w:val="single" w:color="CCCCCC" w:sz="1"/>
             </w:tcBorders>
             <w:tcMar>
-              <w:top w:type="dxa" w:w="60"/>
+              <w:top w:type="dxa" w:w="80"/>
               <w:left w:type="dxa" w:w="120"/>
-              <w:bottom w:type="dxa" w:w="60"/>
+              <w:bottom w:type="dxa" w:w="80"/>
               <w:right w:type="dxa" w:w="120"/>
             </w:tcMar>
           </w:tcPr>
@@ -406,20 +962,90 @@
               <w:right w:val="single" w:color="CCCCCC" w:sz="1"/>
             </w:tcBorders>
             <w:tcMar>
-              <w:top w:type="dxa" w:w="60"/>
+              <w:top w:type="dxa" w:w="80"/>
               <w:left w:type="dxa" w:w="120"/>
-              <w:bottom w:type="dxa" w:w="60"/>
+              <w:bottom w:type="dxa" w:w="80"/>
               <w:right w:type="dxa" w:w="120"/>
             </w:tcMar>
           </w:tcPr>
           <w:p>
-            <w:r>
-              <w:rPr>
-                <w:rFonts w:ascii="Arial" w:cs="Arial" w:eastAsia="Arial" w:hAnsi="Arial"/>
-                <w:sz w:val="20"/>
-                <w:szCs w:val="20"/>
+            <w:pPr>
+              <w:spacing w:after="80" w:before="80"/>
+            </w:pPr>
+            <w:r>
+              <w:rPr>
+                <w:rFonts w:ascii="Arial" w:cs="Arial" w:eastAsia="Arial" w:hAnsi="Arial"/>
+                <w:b/>
+                <w:bCs/>
+                <w:i w:val="false"/>
+                <w:iCs w:val="false"/>
+                <w:color w:val="000000"/>
+                <w:sz w:val="22"/>
+                <w:szCs w:val="22"/>
               </w:rPr>
               <w:t xml:space="preserve">Guided Practice</w:t>
+            </w:r>
+            <w:r>
+              <w:rPr>
+                <w:rFonts w:ascii="Arial" w:cs="Arial" w:eastAsia="Arial" w:hAnsi="Arial"/>
+                <w:sz w:val="20"/>
+                <w:szCs w:val="20"/>
+              </w:rPr>
+              <w:br/>
+              <w:t xml:space="preserve"/>
+            </w:r>
+            <w:r>
+              <w:rPr>
+                <w:rFonts w:ascii="Arial" w:cs="Arial" w:eastAsia="Arial" w:hAnsi="Arial"/>
+                <w:sz w:val="20"/>
+                <w:szCs w:val="20"/>
+              </w:rPr>
+              <w:br/>
+              <w:t xml:space="preserve"/>
+            </w:r>
+            <w:r>
+              <w:rPr>
+                <w:rFonts w:ascii="Arial" w:cs="Arial" w:eastAsia="Arial" w:hAnsi="Arial"/>
+                <w:b w:val="false"/>
+                <w:bCs w:val="false"/>
+                <w:i w:val="false"/>
+                <w:iCs w:val="false"/>
+                <w:color w:val="000000"/>
+                <w:sz w:val="20"/>
+                <w:szCs w:val="20"/>
+              </w:rPr>
+              <w:t xml:space="preserve">1. Write a function is_even(n) that returns True if n is even, False if odd.</w:t>
+            </w:r>
+            <w:r>
+              <w:rPr>
+                <w:rFonts w:ascii="Arial" w:cs="Arial" w:eastAsia="Arial" w:hAnsi="Arial"/>
+                <w:sz w:val="20"/>
+                <w:szCs w:val="20"/>
+              </w:rPr>
+              <w:br/>
+              <w:t xml:space="preserve"/>
+            </w:r>
+            <w:r>
+              <w:rPr>
+                <w:rFonts w:ascii="Arial" w:cs="Arial" w:eastAsia="Arial" w:hAnsi="Arial"/>
+                <w:sz w:val="20"/>
+                <w:szCs w:val="20"/>
+              </w:rPr>
+              <w:br/>
+              <w:t xml:space="preserve"/>
+            </w:r>
+            <w:r>
+              <w:rPr>
+                <w:rFonts w:ascii="Arial" w:cs="Arial" w:eastAsia="Arial" w:hAnsi="Arial"/>
+                <w:b w:val="false"/>
+                <w:bCs w:val="false"/>
+                <w:i/>
+                <w:iCs/>
+                <w:color w:val="555555"/>
+                <w:sz w:val="20"/>
+                <w:szCs w:val="20"/>
+              </w:rPr>
+              <w:t xml:space="preserve">→ Teacher models — students try alongside, then compare results.</w:t>
             </w:r>
           </w:p>
         </w:tc>
@@ -435,9 +1061,9 @@
               <w:right w:val="single" w:color="CCCCCC" w:sz="1"/>
             </w:tcBorders>
             <w:tcMar>
-              <w:top w:type="dxa" w:w="60"/>
+              <w:top w:type="dxa" w:w="80"/>
               <w:left w:type="dxa" w:w="120"/>
-              <w:bottom w:type="dxa" w:w="60"/>
+              <w:bottom w:type="dxa" w:w="80"/>
               <w:right w:type="dxa" w:w="120"/>
             </w:tcMar>
           </w:tcPr>
@@ -450,7 +1076,7 @@
                 <w:sz w:val="20"/>
                 <w:szCs w:val="20"/>
               </w:rPr>
-              <w:t xml:space="preserve">15-20 min</w:t>
+              <w:t xml:space="preserve">15–20 min</w:t>
             </w:r>
           </w:p>
         </w:tc>
@@ -464,20 +1090,164 @@
               <w:right w:val="single" w:color="CCCCCC" w:sz="1"/>
             </w:tcBorders>
             <w:tcMar>
-              <w:top w:type="dxa" w:w="60"/>
+              <w:top w:type="dxa" w:w="80"/>
               <w:left w:type="dxa" w:w="120"/>
-              <w:bottom w:type="dxa" w:w="60"/>
+              <w:bottom w:type="dxa" w:w="80"/>
               <w:right w:type="dxa" w:w="120"/>
             </w:tcMar>
           </w:tcPr>
           <w:p>
-            <w:r>
-              <w:rPr>
-                <w:rFonts w:ascii="Arial" w:cs="Arial" w:eastAsia="Arial" w:hAnsi="Arial"/>
-                <w:sz w:val="20"/>
-                <w:szCs w:val="20"/>
+            <w:pPr>
+              <w:spacing w:after="80" w:before="80"/>
+            </w:pPr>
+            <w:r>
+              <w:rPr>
+                <w:rFonts w:ascii="Arial" w:cs="Arial" w:eastAsia="Arial" w:hAnsi="Arial"/>
+                <w:b/>
+                <w:bCs/>
+                <w:i w:val="false"/>
+                <w:iCs w:val="false"/>
+                <w:color w:val="000000"/>
+                <w:sz w:val="22"/>
+                <w:szCs w:val="22"/>
               </w:rPr>
               <w:t xml:space="preserve">Independent Practice / Code Along</w:t>
+            </w:r>
+            <w:r>
+              <w:rPr>
+                <w:rFonts w:ascii="Arial" w:cs="Arial" w:eastAsia="Arial" w:hAnsi="Arial"/>
+                <w:sz w:val="20"/>
+                <w:szCs w:val="20"/>
+              </w:rPr>
+              <w:br/>
+              <w:t xml:space="preserve"/>
+            </w:r>
+            <w:r>
+              <w:rPr>
+                <w:rFonts w:ascii="Arial" w:cs="Arial" w:eastAsia="Arial" w:hAnsi="Arial"/>
+                <w:b/>
+                <w:bCs/>
+                <w:i w:val="false"/>
+                <w:iCs w:val="false"/>
+                <w:color w:val="000000"/>
+                <w:sz w:val="20"/>
+                <w:szCs w:val="20"/>
+              </w:rPr>
+              <w:t xml:space="preserve">    Beginner: </w:t>
+            </w:r>
+            <w:r>
+              <w:rPr>
+                <w:rFonts w:ascii="Arial" w:cs="Arial" w:eastAsia="Arial" w:hAnsi="Arial"/>
+                <w:b w:val="false"/>
+                <w:bCs w:val="false"/>
+                <w:i w:val="false"/>
+                <w:iCs w:val="false"/>
+                <w:color w:val="000000"/>
+                <w:sz w:val="20"/>
+                <w:szCs w:val="20"/>
+              </w:rPr>
+              <w:t xml:space="preserve">Write a function is_positive(n) that returns True if the number is positive (&gt; 0), False otherwise.</w:t>
+            </w:r>
+            <w:r>
+              <w:rPr>
+                <w:rFonts w:ascii="Arial" w:cs="Arial" w:eastAsia="Arial" w:hAnsi="Arial"/>
+                <w:sz w:val="20"/>
+                <w:szCs w:val="20"/>
+              </w:rPr>
+              <w:br/>
+              <w:t xml:space="preserve"/>
+            </w:r>
+            <w:r>
+              <w:rPr>
+                <w:rFonts w:ascii="Arial" w:cs="Arial" w:eastAsia="Arial" w:hAnsi="Arial"/>
+                <w:b/>
+                <w:bCs/>
+                <w:i w:val="false"/>
+                <w:iCs w:val="false"/>
+                <w:color w:val="000000"/>
+                <w:sz w:val="20"/>
+                <w:szCs w:val="20"/>
+              </w:rPr>
+              <w:t xml:space="preserve">    Intermediate: </w:t>
+            </w:r>
+            <w:r>
+              <w:rPr>
+                <w:rFonts w:ascii="Arial" w:cs="Arial" w:eastAsia="Arial" w:hAnsi="Arial"/>
+                <w:b w:val="false"/>
+                <w:bCs w:val="false"/>
+                <w:i w:val="false"/>
+                <w:iCs w:val="false"/>
+                <w:color w:val="000000"/>
+                <w:sz w:val="20"/>
+                <w:szCs w:val="20"/>
+              </w:rPr>
+              <w:t xml:space="preserve">Write a function categorize_age(age) that returns: - "child" for ages 0-12 - "teen" for ages 13-19 - "adult" for ages 20-64 - "senior" for a…</w:t>
+            </w:r>
+            <w:r>
+              <w:rPr>
+                <w:rFonts w:ascii="Arial" w:cs="Arial" w:eastAsia="Arial" w:hAnsi="Arial"/>
+                <w:sz w:val="20"/>
+                <w:szCs w:val="20"/>
+              </w:rPr>
+              <w:br/>
+              <w:t xml:space="preserve"/>
+            </w:r>
+            <w:r>
+              <w:rPr>
+                <w:rFonts w:ascii="Arial" w:cs="Arial" w:eastAsia="Arial" w:hAnsi="Arial"/>
+                <w:b/>
+                <w:bCs/>
+                <w:i w:val="false"/>
+                <w:iCs w:val="false"/>
+                <w:color w:val="000000"/>
+                <w:sz w:val="20"/>
+                <w:szCs w:val="20"/>
+              </w:rPr>
+              <w:t xml:space="preserve">    Challenge: </w:t>
+            </w:r>
+            <w:r>
+              <w:rPr>
+                <w:rFonts w:ascii="Arial" w:cs="Arial" w:eastAsia="Arial" w:hAnsi="Arial"/>
+                <w:b w:val="false"/>
+                <w:bCs w:val="false"/>
+                <w:i w:val="false"/>
+                <w:iCs w:val="false"/>
+                <w:color w:val="000000"/>
+                <w:sz w:val="20"/>
+                <w:szCs w:val="20"/>
+              </w:rPr>
+              <w:t xml:space="preserve">Write a function validate_email(email) that returns True if the email looks valid (contains exactly one @ symbol and at least one . after th…</w:t>
+            </w:r>
+            <w:r>
+              <w:rPr>
+                <w:rFonts w:ascii="Arial" w:cs="Arial" w:eastAsia="Arial" w:hAnsi="Arial"/>
+                <w:sz w:val="20"/>
+                <w:szCs w:val="20"/>
+              </w:rPr>
+              <w:br/>
+              <w:t xml:space="preserve"/>
+            </w:r>
+            <w:r>
+              <w:rPr>
+                <w:rFonts w:ascii="Arial" w:cs="Arial" w:eastAsia="Arial" w:hAnsi="Arial"/>
+                <w:sz w:val="20"/>
+                <w:szCs w:val="20"/>
+              </w:rPr>
+              <w:br/>
+              <w:t xml:space="preserve"/>
+            </w:r>
+            <w:r>
+              <w:rPr>
+                <w:rFonts w:ascii="Arial" w:cs="Arial" w:eastAsia="Arial" w:hAnsi="Arial"/>
+                <w:b w:val="false"/>
+                <w:bCs w:val="false"/>
+                <w:i/>
+                <w:iCs/>
+                <w:color w:val="555555"/>
+                <w:sz w:val="20"/>
+                <w:szCs w:val="20"/>
+              </w:rPr>
+              <w:t xml:space="preserve">→ Teacher circulates — offer hints, check for understanding.</w:t>
             </w:r>
           </w:p>
         </w:tc>
@@ -493,9 +1263,9 @@
               <w:right w:val="single" w:color="CCCCCC" w:sz="1"/>
             </w:tcBorders>
             <w:tcMar>
-              <w:top w:type="dxa" w:w="60"/>
+              <w:top w:type="dxa" w:w="80"/>
               <w:left w:type="dxa" w:w="120"/>
-              <w:bottom w:type="dxa" w:w="60"/>
+              <w:bottom w:type="dxa" w:w="80"/>
               <w:right w:type="dxa" w:w="120"/>
             </w:tcMar>
           </w:tcPr>
@@ -522,20 +1292,90 @@
               <w:right w:val="single" w:color="CCCCCC" w:sz="1"/>
             </w:tcBorders>
             <w:tcMar>
-              <w:top w:type="dxa" w:w="60"/>
+              <w:top w:type="dxa" w:w="80"/>
               <w:left w:type="dxa" w:w="120"/>
-              <w:bottom w:type="dxa" w:w="60"/>
+              <w:bottom w:type="dxa" w:w="80"/>
               <w:right w:type="dxa" w:w="120"/>
             </w:tcMar>
           </w:tcPr>
           <w:p>
-            <w:r>
-              <w:rPr>
-                <w:rFonts w:ascii="Arial" w:cs="Arial" w:eastAsia="Arial" w:hAnsi="Arial"/>
-                <w:sz w:val="20"/>
-                <w:szCs w:val="20"/>
+            <w:pPr>
+              <w:spacing w:after="80" w:before="80"/>
+            </w:pPr>
+            <w:r>
+              <w:rPr>
+                <w:rFonts w:ascii="Arial" w:cs="Arial" w:eastAsia="Arial" w:hAnsi="Arial"/>
+                <w:b/>
+                <w:bCs/>
+                <w:i w:val="false"/>
+                <w:iCs w:val="false"/>
+                <w:color w:val="000000"/>
+                <w:sz w:val="22"/>
+                <w:szCs w:val="22"/>
               </w:rPr>
               <w:t xml:space="preserve">Exit Ticket / Wrap-Up</w:t>
+            </w:r>
+            <w:r>
+              <w:rPr>
+                <w:rFonts w:ascii="Arial" w:cs="Arial" w:eastAsia="Arial" w:hAnsi="Arial"/>
+                <w:sz w:val="20"/>
+                <w:szCs w:val="20"/>
+              </w:rPr>
+              <w:br/>
+              <w:t xml:space="preserve"/>
+            </w:r>
+            <w:r>
+              <w:rPr>
+                <w:rFonts w:ascii="Arial" w:cs="Arial" w:eastAsia="Arial" w:hAnsi="Arial"/>
+                <w:sz w:val="20"/>
+                <w:szCs w:val="20"/>
+              </w:rPr>
+              <w:br/>
+              <w:t xml:space="preserve"/>
+            </w:r>
+            <w:r>
+              <w:rPr>
+                <w:rFonts w:ascii="Arial" w:cs="Arial" w:eastAsia="Arial" w:hAnsi="Arial"/>
+                <w:b w:val="false"/>
+                <w:bCs w:val="false"/>
+                <w:i w:val="false"/>
+                <w:iCs w:val="false"/>
+                <w:color w:val="000000"/>
+                <w:sz w:val="20"/>
+                <w:szCs w:val="20"/>
+              </w:rPr>
+              <w:t xml:space="preserve">Quick Check: Write functions that use conditional statements to make decisions based on input data?</w:t>
+            </w:r>
+            <w:r>
+              <w:rPr>
+                <w:rFonts w:ascii="Arial" w:cs="Arial" w:eastAsia="Arial" w:hAnsi="Arial"/>
+                <w:sz w:val="20"/>
+                <w:szCs w:val="20"/>
+              </w:rPr>
+              <w:br/>
+              <w:t xml:space="preserve"/>
+            </w:r>
+            <w:r>
+              <w:rPr>
+                <w:rFonts w:ascii="Arial" w:cs="Arial" w:eastAsia="Arial" w:hAnsi="Arial"/>
+                <w:sz w:val="20"/>
+                <w:szCs w:val="20"/>
+              </w:rPr>
+              <w:br/>
+              <w:t xml:space="preserve"/>
+            </w:r>
+            <w:r>
+              <w:rPr>
+                <w:rFonts w:ascii="Arial" w:cs="Arial" w:eastAsia="Arial" w:hAnsi="Arial"/>
+                <w:b w:val="false"/>
+                <w:bCs w:val="false"/>
+                <w:i/>
+                <w:iCs/>
+                <w:color w:val="555555"/>
+                <w:sz w:val="20"/>
+                <w:szCs w:val="20"/>
+              </w:rPr>
+              <w:t xml:space="preserve">→ 3–2–1: Name 3 things learned, 2 new vocab words, 1 question you still have.</w:t>
             </w:r>
           </w:p>
         </w:tc>
@@ -759,19 +1599,6 @@
                 <w:sz w:val="18"/>
                 <w:szCs w:val="18"/>
               </w:rPr>
-              <w:t xml:space="preserve"># Example 1: Validation function</w:t>
-            </w:r>
-          </w:p>
-          <w:p>
-            <w:pPr>
-              <w:spacing w:after="20"/>
-            </w:pPr>
-            <w:r>
-              <w:rPr>
-                <w:rFonts w:ascii="Courier New" w:cs="Courier New" w:eastAsia="Courier New" w:hAnsi="Courier New"/>
-                <w:sz w:val="18"/>
-                <w:szCs w:val="18"/>
-              </w:rPr>
               <w:t xml:space="preserve">def is_adult(age):</w:t>
             </w:r>
           </w:p>
@@ -930,19 +1757,6 @@
                 <w:sz w:val="18"/>
                 <w:szCs w:val="18"/>
               </w:rPr>
-              <w:t xml:space="preserve"># Example 2: Classification function</w:t>
-            </w:r>
-          </w:p>
-          <w:p>
-            <w:pPr>
-              <w:spacing w:after="20"/>
-            </w:pPr>
-            <w:r>
-              <w:rPr>
-                <w:rFonts w:ascii="Courier New" w:cs="Courier New" w:eastAsia="Courier New" w:hAnsi="Courier New"/>
-                <w:sz w:val="18"/>
-                <w:szCs w:val="18"/>
-              </w:rPr>
               <w:t xml:space="preserve">def grade_level(age):</w:t>
             </w:r>
           </w:p>
@@ -1179,19 +1993,6 @@
                 <w:sz w:val="18"/>
                 <w:szCs w:val="18"/>
               </w:rPr>
-              <w:t xml:space="preserve"># Example 3: Conditional processing</w:t>
-            </w:r>
-          </w:p>
-          <w:p>
-            <w:pPr>
-              <w:spacing w:after="20"/>
-            </w:pPr>
-            <w:r>
-              <w:rPr>
-                <w:rFonts w:ascii="Courier New" w:cs="Courier New" w:eastAsia="Courier New" w:hAnsi="Courier New"/>
-                <w:sz w:val="18"/>
-                <w:szCs w:val="18"/>
-              </w:rPr>
               <w:t xml:space="preserve">def get_discount(purchase_amount):</w:t>
             </w:r>
           </w:p>
@@ -1428,19 +2229,6 @@
                 <w:sz w:val="18"/>
                 <w:szCs w:val="18"/>
               </w:rPr>
-              <w:t xml:space="preserve"># Example 4: Validation with detailed feedback</w:t>
-            </w:r>
-          </w:p>
-          <w:p>
-            <w:pPr>
-              <w:spacing w:after="20"/>
-            </w:pPr>
-            <w:r>
-              <w:rPr>
-                <w:rFonts w:ascii="Courier New" w:cs="Courier New" w:eastAsia="Courier New" w:hAnsi="Courier New"/>
-                <w:sz w:val="18"/>
-                <w:szCs w:val="18"/>
-              </w:rPr>
               <w:t xml:space="preserve">def is_strong_password(password):</w:t>
             </w:r>
           </w:p>
@@ -1690,19 +2478,6 @@
                 <w:sz w:val="18"/>
                 <w:szCs w:val="18"/>
               </w:rPr>
-              <w:t xml:space="preserve"># Starter code</w:t>
-            </w:r>
-          </w:p>
-          <w:p>
-            <w:pPr>
-              <w:spacing w:after="20"/>
-            </w:pPr>
-            <w:r>
-              <w:rPr>
-                <w:rFonts w:ascii="Courier New" w:cs="Courier New" w:eastAsia="Courier New" w:hAnsi="Courier New"/>
-                <w:sz w:val="18"/>
-                <w:szCs w:val="18"/>
-              </w:rPr>
               <w:t xml:space="preserve">def is_positive(n):</w:t>
             </w:r>
           </w:p>
@@ -1730,32 +2505,6 @@
                 <w:szCs w:val="18"/>
               </w:rPr>
               <w:t xml:space="preserve">    return</w:t>
-            </w:r>
-          </w:p>
-          <w:p>
-            <w:pPr>
-              <w:spacing w:after="20"/>
-            </w:pPr>
-            <w:r>
-              <w:rPr>
-                <w:rFonts w:ascii="Courier New" w:cs="Courier New" w:eastAsia="Courier New" w:hAnsi="Courier New"/>
-                <w:sz w:val="18"/>
-                <w:szCs w:val="18"/>
-              </w:rPr>
-              <w:t xml:space="preserve"> </w:t>
-            </w:r>
-          </w:p>
-          <w:p>
-            <w:pPr>
-              <w:spacing w:after="20"/>
-            </w:pPr>
-            <w:r>
-              <w:rPr>
-                <w:rFonts w:ascii="Courier New" w:cs="Courier New" w:eastAsia="Courier New" w:hAnsi="Courier New"/>
-                <w:sz w:val="18"/>
-                <w:szCs w:val="18"/>
-              </w:rPr>
-              <w:t xml:space="preserve"># Test here</w:t>
             </w:r>
           </w:p>
         </w:tc>
@@ -1809,19 +2558,6 @@
                 <w:sz w:val="18"/>
                 <w:szCs w:val="18"/>
               </w:rPr>
-              <w:t xml:space="preserve"># Problem 1 Example</w:t>
-            </w:r>
-          </w:p>
-          <w:p>
-            <w:pPr>
-              <w:spacing w:after="20"/>
-            </w:pPr>
-            <w:r>
-              <w:rPr>
-                <w:rFonts w:ascii="Courier New" w:cs="Courier New" w:eastAsia="Courier New" w:hAnsi="Courier New"/>
-                <w:sz w:val="18"/>
-                <w:szCs w:val="18"/>
-              </w:rPr>
               <w:t xml:space="preserve">def is_positive(n):</w:t>
             </w:r>
           </w:p>
@@ -1954,19 +2690,6 @@
                 <w:sz w:val="18"/>
                 <w:szCs w:val="18"/>
               </w:rPr>
-              <w:t xml:space="preserve"># Problem 2 Example</w:t>
-            </w:r>
-          </w:p>
-          <w:p>
-            <w:pPr>
-              <w:spacing w:after="20"/>
-            </w:pPr>
-            <w:r>
-              <w:rPr>
-                <w:rFonts w:ascii="Courier New" w:cs="Courier New" w:eastAsia="Courier New" w:hAnsi="Courier New"/>
-                <w:sz w:val="18"/>
-                <w:szCs w:val="18"/>
-              </w:rPr>
               <w:t xml:space="preserve">def categorize_age(age):</w:t>
             </w:r>
           </w:p>
@@ -2193,19 +2916,6 @@
               <w:right w:type="dxa" w:w="160"/>
             </w:tcMar>
           </w:tcPr>
-          <w:p>
-            <w:pPr>
-              <w:spacing w:after="20"/>
-            </w:pPr>
-            <w:r>
-              <w:rPr>
-                <w:rFonts w:ascii="Courier New" w:cs="Courier New" w:eastAsia="Courier New" w:hAnsi="Courier New"/>
-                <w:sz w:val="18"/>
-                <w:szCs w:val="18"/>
-              </w:rPr>
-              <w:t xml:space="preserve"># Problem 3 Example</w:t>
-            </w:r>
-          </w:p>
           <w:p>
             <w:pPr>
               <w:spacing w:after="20"/>

--- a/Coding 1 - year/Unit 5 - Functions and Modularity/Daily Lesson Plans/Word/Day 109.docx
+++ b/Coding 1 - year/Unit 5 - Functions and Modularity/Daily Lesson Plans/Word/Day 109.docx
@@ -380,7 +380,7 @@
                 <w:sz w:val="20"/>
                 <w:szCs w:val="20"/>
               </w:rPr>
-              <w:t xml:space="preserve">    What do you already know about how to write functions that use conditional statements to make decisions based on input data?</w:t>
+              <w:t xml:space="preserve">    If you had to write functions that use conditional statements to make decisions based on input data, what would be the very first line of code you'd write? Why?</w:t>
             </w:r>
             <w:r>
               <w:rPr>
@@ -477,7 +477,7 @@
                 <w:sz w:val="20"/>
                 <w:szCs w:val="20"/>
               </w:rPr>
-              <w:t xml:space="preserve">Today's Goal: By the end of class you will be able to write functions that use conditional statements to make decisions based on input data.</w:t>
+              <w:t xml:space="preserve">Today’s Goal: By the end of class you will be able to write functions that use conditional statements to make decisions based on input data.</w:t>
             </w:r>
             <w:r>
               <w:rPr>
@@ -1344,7 +1344,7 @@
                 <w:sz w:val="20"/>
                 <w:szCs w:val="20"/>
               </w:rPr>
-              <w:t xml:space="preserve">Quick Check: Write functions that use conditional statements to make decisions based on input data?</w:t>
+              <w:t xml:space="preserve">Without looking at your notes, write pseudocode showing how to write functions that use conditional statements to make decisions based on input data.</w:t>
             </w:r>
             <w:r>
               <w:rPr>
